--- a/products/academia-de-reciclagem/projects/content/05 - Indicadores - Projeto Academia da Reciclagem.docx
+++ b/products/academia-de-reciclagem/projects/content/05 - Indicadores - Projeto Academia da Reciclagem.docx
@@ -36,7 +36,7 @@
           <w:szCs w:val="26"/>
           <w:rtl w:val="0"/>
         </w:rPr>
-        <w:t xml:space="preserve">07 — Indicadores de Impacto</w:t>
+        <w:t>05 — Indicadores de Impacto</w:t>
       </w:r>
       <w:r>
         <w:rPr>
@@ -84,7 +84,7 @@
         <w:rPr>
           <w:rtl w:val="0"/>
         </w:rPr>
-        <w:t xml:space="preserve">A proposta do projeto é incentivar condomínios residenciais, empresas, escolas e instituições da região de Cotia, Carapicuíba, Embu das Artes, Vargem Grande  e Jandira a separarem corretamente seus materiais recicláveis e destinarem esses materiais para cooperativas, especialmente cooperativas que geram renda e dignidade para famílias que vivem da reciclagem.</w:t>
+        <w:t>A proposta do projeto é incentivar condomínios residenciais, empresas, escolas e instituições da região de Cotia, Carapicuíba, Embu das Artes e Jandira a separarem corretamente seus materiais recicláveis e destinarem esses materiais para cooperativas, especialmente cooperativas que geram renda e dignidade para famílias que vivem da reciclagem.</w:t>
       </w:r>
     </w:p>
     <w:p>
@@ -128,7 +128,7 @@
         <w:rPr>
           <w:rtl w:val="0"/>
         </w:rPr>
-        <w:t xml:space="preserve">Um dos primeiros indicadores mencionados na conversa foi o volume de materiais coletados. Esse dado pode ser acompanhado em quilos ou toneladas. A cada mês, o projeto poderá registrar quanto material reciclável saiu dos condomínios e empresas participantes e foi destinado corretamente.</w:t>
+        <w:t>Um dos primeiros indicadores é o volume de materiais coletados. Esse dado pode ser acompanhado em quilos ou toneladas. A cada mês, o projeto poderá registrar quanto material reciclável saiu dos condomínios e empresas participantes e foi destinado corretamente.</w:t>
       </w:r>
     </w:p>
     <w:p>
@@ -161,7 +161,7 @@
         <w:rPr>
           <w:rtl w:val="0"/>
         </w:rPr>
-        <w:t xml:space="preserve">Durante a conversa, ficou muito evidente que o problema não é apenas gerar resíduos, mas o destino que damos a eles. Uma garrafa plástica pode ir para o meio ambiente, pode ir para um aterro ou pode chegar a uma cooperativa, ser reciclada e gerar renda. A garrafa é a mesma. O que muda é a destinação.</w:t>
+        <w:t>Desde o início, ficou muito evidente que o problema não é apenas gerar resíduos, mas o destino que damos a eles. Uma garrafa plástica pode ir para o meio ambiente, pode ir para um aterro ou pode chegar a uma cooperativa, ser reciclada e gerar renda. A garrafa é a mesma. O que muda é a destinação.</w:t>
       </w:r>
     </w:p>
     <w:p>
@@ -183,7 +183,7 @@
         <w:rPr>
           <w:rtl w:val="0"/>
         </w:rPr>
-        <w:t xml:space="preserve">Também foi mencionado que o projeto deve acompanhar o número de famílias beneficiadas.</w:t>
+        <w:t>Outro indicador essencial será o número de famílias beneficiadas.</w:t>
       </w:r>
     </w:p>
     <w:p>
@@ -282,7 +282,7 @@
         <w:rPr>
           <w:rtl w:val="0"/>
         </w:rPr>
-        <w:t xml:space="preserve">Com o tempo, esses dados poderão formar um mapa regional de participação, mostrando a expansão do movimento pela Granja Viana e pelos municípios de Cotia, Carapicuíba, Embu das Artes e Jandira.</w:t>
+        <w:t>Com o tempo, esses dados poderão formar um mapa regional de participação, mostrando a expansão do movimento pelos municípios de Cotia, Carapicuíba, Embu das Artes e Jandira.</w:t>
       </w:r>
     </w:p>
     <w:p>
@@ -425,7 +425,7 @@
         <w:rPr>
           <w:rtl w:val="0"/>
         </w:rPr>
-        <w:t xml:space="preserve">Foi mencionado também que os indicadores poderão ser divulgados mensalmente.</w:t>
+        <w:t>Os indicadores também poderão ser divulgados mensalmente.</w:t>
       </w:r>
     </w:p>
     <w:p>

--- a/products/academia-de-reciclagem/projects/content/05 - Indicadores - Projeto Academia da Reciclagem.docx
+++ b/products/academia-de-reciclagem/projects/content/05 - Indicadores - Projeto Academia da Reciclagem.docx
@@ -84,7 +84,7 @@
         <w:rPr>
           <w:rtl w:val="0"/>
         </w:rPr>
-        <w:t>A proposta do projeto é incentivar condomínios residenciais, empresas, escolas e instituições da região de Cotia, Carapicuíba, Embu das Artes e Jandira a separarem corretamente seus materiais recicláveis e destinarem esses materiais para cooperativas, especialmente cooperativas que geram renda e dignidade para famílias que vivem da reciclagem.</w:t>
+        <w:t xml:space="preserve">A proposta do projeto é incentivar condomínios residenciais, empresas, escolas e instituições da região de Cotia, Carapicuíba, Embu das Artes, Vargem Grande  e Jandira a separarem corretamente seus materiais recicláveis e destinarem esses materiais para cooperativas, especialmente cooperativas que geram renda e dignidade para famílias que vivem da reciclagem.</w:t>
       </w:r>
     </w:p>
     <w:p>
@@ -282,7 +282,7 @@
         <w:rPr>
           <w:rtl w:val="0"/>
         </w:rPr>
-        <w:t>Com o tempo, esses dados poderão formar um mapa regional de participação, mostrando a expansão do movimento pelos municípios de Cotia, Carapicuíba, Embu das Artes e Jandira.</w:t>
+        <w:t xml:space="preserve">Com o tempo, esses dados poderão formar um mapa regional de participação, mostrando a expansão do movimento pela Granja Viana e pelos municípios de Cotia, Carapicuíba, Embu das Artes e Jandira.</w:t>
       </w:r>
     </w:p>
     <w:p>
